--- a/output/tbl-surv/tbl-surv-os.docx
+++ b/output/tbl-surv/tbl-surv-os.docx
@@ -2,14 +2,6 @@
 <file path=word/document.xml><?xml version="1.0" encoding="utf-8"?>
 <w:document xmlns:wpc="http://schemas.microsoft.com/office/word/2010/wordprocessingCanvas" xmlns:cx="http://schemas.microsoft.com/office/drawing/2014/chartex" xmlns:cx1="http://schemas.microsoft.com/office/drawing/2015/9/8/chartex" xmlns:cx2="http://schemas.microsoft.com/office/drawing/2015/10/21/chartex" xmlns:cx3="http://schemas.microsoft.com/office/drawing/2016/5/9/chartex" xmlns:cx4="http://schemas.microsoft.com/office/drawing/2016/5/10/chartex" xmlns:cx5="http://schemas.microsoft.com/office/drawing/2016/5/11/chartex" xmlns:cx6="http://schemas.microsoft.com/office/drawing/2016/5/12/chartex" xmlns:cx7="http://schemas.microsoft.com/office/drawing/2016/5/13/chartex" xmlns:cx8="http://schemas.microsoft.com/office/drawing/2016/5/14/chartex" xmlns:mc="http://schemas.openxmlformats.org/markup-compatibility/2006" xmlns:aink="http://schemas.microsoft.com/office/drawing/2016/ink" xmlns:am3d="http://schemas.microsoft.com/office/drawing/2017/model3d" xmlns:o="urn:schemas-microsoft-com:office:office" xmlns:r="http://schemas.openxmlformats.org/officeDocument/2006/relationships" xmlns:m="http://schemas.openxmlformats.org/officeDocument/2006/math" xmlns:v="urn:schemas-microsoft-com:vml" xmlns:wp14="http://schemas.microsoft.com/office/word/2010/wordprocessingDrawing" xmlns:wp="http://schemas.openxmlformats.org/drawingml/2006/wordprocessingDrawing" xmlns:w10="urn:schemas-microsoft-com:office:word" xmlns:w="http://schemas.openxmlformats.org/wordprocessingml/2006/main" xmlns:w14="http://schemas.microsoft.com/office/word/2010/wordml" xmlns:w15="http://schemas.microsoft.com/office/word/2012/wordml" xmlns:w16cex="http://schemas.microsoft.com/office/word/2018/wordml/cex" xmlns:w16cid="http://schemas.microsoft.com/office/word/2016/wordml/cid" xmlns:w16="http://schemas.microsoft.com/office/word/2018/wordml" xmlns:w16se="http://schemas.microsoft.com/office/word/2015/wordml/symex" xmlns:wpg="http://schemas.microsoft.com/office/word/2010/wordprocessingGroup" xmlns:wpi="http://schemas.microsoft.com/office/word/2010/wordprocessingInk" xmlns:wne="http://schemas.microsoft.com/office/word/2006/wordml" xmlns:wps="http://schemas.microsoft.com/office/word/2010/wordprocessingShape" mc:Ignorable="w14 w15 w16se w16cid w16 w16cex wp14">
   <w:body>
-    <w:p>
-      <w:pPr>
-        <w:pStyle w:val="Normal"/>
-      </w:pPr>
-      <w:r>
-        <w:t xml:space="preserve"/>
-      </w:r>
-    </w:p>
     <w:tbl xmlns:a="http://schemas.openxmlformats.org/drawingml/2006/main" xmlns:pic="http://schemas.openxmlformats.org/drawingml/2006/picture">
       <w:tblPr>
         <w:tblLayout w:type="autofit"/>
@@ -2017,10 +2009,11 @@
       </w:tr>
     </w:tbl>
     <w:sectPr>
-      <w:pgMar w:header="708" w:bottom="1417" w:top="1417" w:right="1417" w:left="1417" w:footer="708" w:gutter="0"/>
-      <w:pgSz w:h="16838" w:w="11906" w:orient="portrait"/>
       <w:type w:val="continuous"/>
-      <w:cols/>
+      <w:pgSz w:w="11900" w:h="16840"/>
+      <w:pgMar w:top="1417" w:right="1417" w:bottom="1417" w:left="1417" w:header="708" w:footer="708" w:gutter="0"/>
+      <w:cols w:space="708"/>
+      <w:docGrid w:linePitch="360"/>
     </w:sectPr>
   </w:body>
 </w:document>

--- a/output/tbl-surv/tbl-surv-os.docx
+++ b/output/tbl-surv/tbl-surv-os.docx
@@ -44,25 +44,25 @@
               <w:spacing w:after="40" w:before="40" w:line="240"/>
               <w:ind w:left="100" w:right="100" w:firstLine="0" w:firstLineChars="0"/>
               <w:rPr>
-                <w:rFonts w:ascii="Luciole" w:hAnsi="Luciole" w:eastAsia="Luciole" w:cs="Luciole"/>
-                <w:i w:val="false"/>
-                <w:b w:val="false"/>
-                <w:u w:val="none"/>
-                <w:strike w:val="false"/>
-                <w:sz w:val="20"/>
-                <w:szCs w:val="20"/>
+                <w:rFonts w:ascii="Aptos" w:hAnsi="Aptos" w:eastAsia="Aptos" w:cs="Aptos"/>
+                <w:i w:val="false"/>
+                <w:b w:val="false"/>
+                <w:u w:val="none"/>
+                <w:strike w:val="false"/>
+                <w:sz w:val="18"/>
+                <w:szCs w:val="18"/>
                 <w:color w:val="333333"/>
               </w:rPr>
             </w:pPr>
             <w:r>
               <w:rPr>
-                <w:rFonts w:ascii="Luciole" w:hAnsi="Luciole" w:eastAsia="Luciole" w:cs="Luciole"/>
-                <w:i w:val="false"/>
-                <w:b w:val="false"/>
-                <w:u w:val="none"/>
-                <w:strike w:val="false"/>
-                <w:sz w:val="20"/>
-                <w:szCs w:val="20"/>
+                <w:rFonts w:ascii="Aptos" w:hAnsi="Aptos" w:eastAsia="Aptos" w:cs="Aptos"/>
+                <w:i w:val="false"/>
+                <w:b w:val="false"/>
+                <w:u w:val="none"/>
+                <w:strike w:val="false"/>
+                <w:sz w:val="18"/>
+                <w:szCs w:val="18"/>
                 <w:color w:val="333333"/>
               </w:rPr>
               <w:t xml:space="preserve"> </w:t>
@@ -100,25 +100,25 @@
               <w:spacing w:after="40" w:before="40" w:line="240"/>
               <w:ind w:left="100" w:right="100" w:firstLine="0" w:firstLineChars="0"/>
               <w:rPr>
-                <w:rFonts w:ascii="Luciole" w:hAnsi="Luciole" w:eastAsia="Luciole" w:cs="Luciole"/>
-                <w:i w:val="false"/>
-                <w:b w:val="false"/>
-                <w:u w:val="none"/>
-                <w:strike w:val="false"/>
-                <w:sz w:val="20"/>
-                <w:szCs w:val="20"/>
+                <w:rFonts w:ascii="Aptos" w:hAnsi="Aptos" w:eastAsia="Aptos" w:cs="Aptos"/>
+                <w:i w:val="false"/>
+                <w:b w:val="false"/>
+                <w:u w:val="none"/>
+                <w:strike w:val="false"/>
+                <w:sz w:val="18"/>
+                <w:szCs w:val="18"/>
                 <w:color w:val="333333"/>
               </w:rPr>
             </w:pPr>
             <w:r>
               <w:rPr>
-                <w:rFonts w:ascii="Luciole" w:hAnsi="Luciole" w:eastAsia="Luciole" w:cs="Luciole"/>
+                <w:rFonts w:ascii="Aptos" w:hAnsi="Aptos" w:eastAsia="Aptos" w:cs="Aptos"/>
                 <w:i w:val="false"/>
                 <w:b w:val="true"/>
                 <w:u w:val="none"/>
                 <w:strike w:val="false"/>
-                <w:sz w:val="20"/>
-                <w:szCs w:val="20"/>
+                <w:sz w:val="18"/>
+                <w:szCs w:val="18"/>
                 <w:color w:val="333333"/>
               </w:rPr>
               <w:t xml:space="preserve">Probabilité de survie globale, % [IC95%]</w:t>
@@ -155,25 +155,25 @@
               <w:spacing w:after="40" w:before="40" w:line="240"/>
               <w:ind w:left="100" w:right="100" w:firstLine="0" w:firstLineChars="0"/>
               <w:rPr>
-                <w:rFonts w:ascii="Luciole" w:hAnsi="Luciole" w:eastAsia="Luciole" w:cs="Luciole"/>
-                <w:i w:val="false"/>
-                <w:b w:val="false"/>
-                <w:u w:val="none"/>
-                <w:strike w:val="false"/>
-                <w:sz w:val="20"/>
-                <w:szCs w:val="20"/>
+                <w:rFonts w:ascii="Aptos" w:hAnsi="Aptos" w:eastAsia="Aptos" w:cs="Aptos"/>
+                <w:i w:val="false"/>
+                <w:b w:val="false"/>
+                <w:u w:val="none"/>
+                <w:strike w:val="false"/>
+                <w:sz w:val="18"/>
+                <w:szCs w:val="18"/>
                 <w:color w:val="333333"/>
               </w:rPr>
             </w:pPr>
             <w:r>
               <w:rPr>
-                <w:rFonts w:ascii="Luciole" w:hAnsi="Luciole" w:eastAsia="Luciole" w:cs="Luciole"/>
-                <w:i w:val="false"/>
-                <w:b w:val="false"/>
-                <w:u w:val="none"/>
-                <w:strike w:val="false"/>
-                <w:sz w:val="20"/>
-                <w:szCs w:val="20"/>
+                <w:rFonts w:ascii="Aptos" w:hAnsi="Aptos" w:eastAsia="Aptos" w:cs="Aptos"/>
+                <w:i w:val="false"/>
+                <w:b w:val="false"/>
+                <w:u w:val="none"/>
+                <w:strike w:val="false"/>
+                <w:sz w:val="18"/>
+                <w:szCs w:val="18"/>
                 <w:color w:val="333333"/>
               </w:rPr>
               <w:t xml:space="preserve"> </w:t>
@@ -216,25 +216,25 @@
               <w:spacing w:after="40" w:before="40" w:line="240"/>
               <w:ind w:left="100" w:right="100" w:firstLine="0" w:firstLineChars="0"/>
               <w:rPr>
-                <w:rFonts w:ascii="Luciole" w:hAnsi="Luciole" w:eastAsia="Luciole" w:cs="Luciole"/>
-                <w:i w:val="false"/>
-                <w:b w:val="false"/>
-                <w:u w:val="none"/>
-                <w:strike w:val="false"/>
-                <w:sz w:val="20"/>
-                <w:szCs w:val="20"/>
+                <w:rFonts w:ascii="Aptos" w:hAnsi="Aptos" w:eastAsia="Aptos" w:cs="Aptos"/>
+                <w:i w:val="false"/>
+                <w:b w:val="false"/>
+                <w:u w:val="none"/>
+                <w:strike w:val="false"/>
+                <w:sz w:val="18"/>
+                <w:szCs w:val="18"/>
                 <w:color w:val="333333"/>
               </w:rPr>
             </w:pPr>
             <w:r>
               <w:rPr>
-                <w:rFonts w:ascii="Luciole" w:hAnsi="Luciole" w:eastAsia="Luciole" w:cs="Luciole"/>
+                <w:rFonts w:ascii="Aptos" w:hAnsi="Aptos" w:eastAsia="Aptos" w:cs="Aptos"/>
                 <w:i w:val="false"/>
                 <w:b w:val="true"/>
                 <w:u w:val="none"/>
                 <w:strike w:val="false"/>
-                <w:sz w:val="20"/>
-                <w:szCs w:val="20"/>
+                <w:sz w:val="18"/>
+                <w:szCs w:val="18"/>
                 <w:color w:val="333333"/>
               </w:rPr>
               <w:t xml:space="preserve">Caractéristique</w:t>
@@ -271,25 +271,25 @@
               <w:spacing w:after="40" w:before="40" w:line="240"/>
               <w:ind w:left="100" w:right="100" w:firstLine="0" w:firstLineChars="0"/>
               <w:rPr>
-                <w:rFonts w:ascii="Luciole" w:hAnsi="Luciole" w:eastAsia="Luciole" w:cs="Luciole"/>
-                <w:i w:val="false"/>
-                <w:b w:val="false"/>
-                <w:u w:val="none"/>
-                <w:strike w:val="false"/>
-                <w:sz w:val="20"/>
-                <w:szCs w:val="20"/>
+                <w:rFonts w:ascii="Aptos" w:hAnsi="Aptos" w:eastAsia="Aptos" w:cs="Aptos"/>
+                <w:i w:val="false"/>
+                <w:b w:val="false"/>
+                <w:u w:val="none"/>
+                <w:strike w:val="false"/>
+                <w:sz w:val="18"/>
+                <w:szCs w:val="18"/>
                 <w:color w:val="333333"/>
               </w:rPr>
             </w:pPr>
             <w:r>
               <w:rPr>
-                <w:rFonts w:ascii="Luciole" w:hAnsi="Luciole" w:eastAsia="Luciole" w:cs="Luciole"/>
+                <w:rFonts w:ascii="Aptos" w:hAnsi="Aptos" w:eastAsia="Aptos" w:cs="Aptos"/>
                 <w:i w:val="false"/>
                 <w:b w:val="true"/>
                 <w:u w:val="none"/>
                 <w:strike w:val="false"/>
-                <w:sz w:val="20"/>
-                <w:szCs w:val="20"/>
+                <w:sz w:val="18"/>
+                <w:szCs w:val="18"/>
                 <w:color w:val="333333"/>
               </w:rPr>
               <w:t xml:space="preserve">12 mois</w:t>
@@ -326,25 +326,25 @@
               <w:spacing w:after="40" w:before="40" w:line="240"/>
               <w:ind w:left="100" w:right="100" w:firstLine="0" w:firstLineChars="0"/>
               <w:rPr>
-                <w:rFonts w:ascii="Luciole" w:hAnsi="Luciole" w:eastAsia="Luciole" w:cs="Luciole"/>
-                <w:i w:val="false"/>
-                <w:b w:val="false"/>
-                <w:u w:val="none"/>
-                <w:strike w:val="false"/>
-                <w:sz w:val="20"/>
-                <w:szCs w:val="20"/>
+                <w:rFonts w:ascii="Aptos" w:hAnsi="Aptos" w:eastAsia="Aptos" w:cs="Aptos"/>
+                <w:i w:val="false"/>
+                <w:b w:val="false"/>
+                <w:u w:val="none"/>
+                <w:strike w:val="false"/>
+                <w:sz w:val="18"/>
+                <w:szCs w:val="18"/>
                 <w:color w:val="333333"/>
               </w:rPr>
             </w:pPr>
             <w:r>
               <w:rPr>
-                <w:rFonts w:ascii="Luciole" w:hAnsi="Luciole" w:eastAsia="Luciole" w:cs="Luciole"/>
+                <w:rFonts w:ascii="Aptos" w:hAnsi="Aptos" w:eastAsia="Aptos" w:cs="Aptos"/>
                 <w:i w:val="false"/>
                 <w:b w:val="true"/>
                 <w:u w:val="none"/>
                 <w:strike w:val="false"/>
-                <w:sz w:val="20"/>
-                <w:szCs w:val="20"/>
+                <w:sz w:val="18"/>
+                <w:szCs w:val="18"/>
                 <w:color w:val="333333"/>
               </w:rPr>
               <w:t xml:space="preserve">24 mois</w:t>
@@ -381,25 +381,25 @@
               <w:spacing w:after="40" w:before="40" w:line="240"/>
               <w:ind w:left="100" w:right="100" w:firstLine="0" w:firstLineChars="0"/>
               <w:rPr>
-                <w:rFonts w:ascii="Luciole" w:hAnsi="Luciole" w:eastAsia="Luciole" w:cs="Luciole"/>
-                <w:i w:val="false"/>
-                <w:b w:val="false"/>
-                <w:u w:val="none"/>
-                <w:strike w:val="false"/>
-                <w:sz w:val="20"/>
-                <w:szCs w:val="20"/>
+                <w:rFonts w:ascii="Aptos" w:hAnsi="Aptos" w:eastAsia="Aptos" w:cs="Aptos"/>
+                <w:i w:val="false"/>
+                <w:b w:val="false"/>
+                <w:u w:val="none"/>
+                <w:strike w:val="false"/>
+                <w:sz w:val="18"/>
+                <w:szCs w:val="18"/>
                 <w:color w:val="333333"/>
               </w:rPr>
             </w:pPr>
             <w:r>
               <w:rPr>
-                <w:rFonts w:ascii="Luciole" w:hAnsi="Luciole" w:eastAsia="Luciole" w:cs="Luciole"/>
+                <w:rFonts w:ascii="Aptos" w:hAnsi="Aptos" w:eastAsia="Aptos" w:cs="Aptos"/>
                 <w:i w:val="false"/>
                 <w:b w:val="true"/>
                 <w:u w:val="none"/>
                 <w:strike w:val="false"/>
-                <w:sz w:val="20"/>
-                <w:szCs w:val="20"/>
+                <w:sz w:val="18"/>
+                <w:szCs w:val="18"/>
                 <w:color w:val="333333"/>
               </w:rPr>
               <w:t xml:space="preserve">36 mois</w:t>
@@ -436,25 +436,25 @@
               <w:spacing w:after="40" w:before="40" w:line="240"/>
               <w:ind w:left="100" w:right="100" w:firstLine="0" w:firstLineChars="0"/>
               <w:rPr>
-                <w:rFonts w:ascii="Luciole" w:hAnsi="Luciole" w:eastAsia="Luciole" w:cs="Luciole"/>
-                <w:i w:val="false"/>
-                <w:b w:val="false"/>
-                <w:u w:val="none"/>
-                <w:strike w:val="false"/>
-                <w:sz w:val="20"/>
-                <w:szCs w:val="20"/>
+                <w:rFonts w:ascii="Aptos" w:hAnsi="Aptos" w:eastAsia="Aptos" w:cs="Aptos"/>
+                <w:i w:val="false"/>
+                <w:b w:val="false"/>
+                <w:u w:val="none"/>
+                <w:strike w:val="false"/>
+                <w:sz w:val="18"/>
+                <w:szCs w:val="18"/>
                 <w:color w:val="333333"/>
               </w:rPr>
             </w:pPr>
             <w:r>
               <w:rPr>
-                <w:rFonts w:ascii="Luciole" w:hAnsi="Luciole" w:eastAsia="Luciole" w:cs="Luciole"/>
+                <w:rFonts w:ascii="Aptos" w:hAnsi="Aptos" w:eastAsia="Aptos" w:cs="Aptos"/>
                 <w:i w:val="false"/>
                 <w:b w:val="true"/>
                 <w:u w:val="none"/>
                 <w:strike w:val="false"/>
-                <w:sz w:val="20"/>
-                <w:szCs w:val="20"/>
+                <w:sz w:val="18"/>
+                <w:szCs w:val="18"/>
                 <w:color w:val="333333"/>
               </w:rPr>
               <w:t xml:space="preserve">48 mois</w:t>
@@ -491,39 +491,39 @@
               <w:spacing w:after="40" w:before="40" w:line="240"/>
               <w:ind w:left="100" w:right="100" w:firstLine="0" w:firstLineChars="0"/>
               <w:rPr>
-                <w:rFonts w:ascii="Luciole" w:hAnsi="Luciole" w:eastAsia="Luciole" w:cs="Luciole"/>
-                <w:i w:val="false"/>
-                <w:b w:val="false"/>
-                <w:u w:val="none"/>
-                <w:strike w:val="false"/>
-                <w:sz w:val="20"/>
-                <w:szCs w:val="20"/>
+                <w:rFonts w:ascii="Aptos" w:hAnsi="Aptos" w:eastAsia="Aptos" w:cs="Aptos"/>
+                <w:i w:val="false"/>
+                <w:b w:val="false"/>
+                <w:u w:val="none"/>
+                <w:strike w:val="false"/>
+                <w:sz w:val="18"/>
+                <w:szCs w:val="18"/>
                 <w:color w:val="333333"/>
               </w:rPr>
             </w:pPr>
             <w:r>
               <w:rPr>
-                <w:rFonts w:ascii="Luciole" w:hAnsi="Luciole" w:eastAsia="Luciole" w:cs="Luciole"/>
+                <w:rFonts w:ascii="Aptos" w:hAnsi="Aptos" w:eastAsia="Aptos" w:cs="Aptos"/>
                 <w:i w:val="false"/>
                 <w:b w:val="true"/>
                 <w:u w:val="none"/>
                 <w:strike w:val="false"/>
-                <w:sz w:val="20"/>
-                <w:szCs w:val="20"/>
+                <w:sz w:val="18"/>
+                <w:szCs w:val="18"/>
                 <w:color w:val="333333"/>
               </w:rPr>
               <w:t xml:space="preserve">p</w:t>
             </w:r>
             <w:r>
               <w:rPr>
-                <w:rFonts w:ascii="Luciole" w:hAnsi="Luciole" w:eastAsia="Luciole" w:cs="Luciole"/>
+                <w:rFonts w:ascii="Aptos" w:hAnsi="Aptos" w:eastAsia="Aptos" w:cs="Aptos"/>
                 <w:i w:val="false"/>
                 <w:b w:val="false"/>
                 <w:u w:val="none"/>
                 <w:strike w:val="false"/>
                 <w:vertAlign w:val="superscript"/>
-                <w:sz w:val="20"/>
-                <w:szCs w:val="20"/>
+                <w:sz w:val="18"/>
+                <w:szCs w:val="18"/>
                 <w:color w:val="333333"/>
               </w:rPr>
               <w:t xml:space="preserve">1</w:t>
@@ -565,25 +565,25 @@
               <w:spacing w:after="60" w:before="60" w:line="240"/>
               <w:ind w:left="100" w:right="100" w:firstLine="0" w:firstLineChars="0"/>
               <w:rPr>
-                <w:rFonts w:ascii="Luciole" w:hAnsi="Luciole" w:eastAsia="Luciole" w:cs="Luciole"/>
-                <w:i w:val="false"/>
-                <w:b w:val="false"/>
-                <w:u w:val="none"/>
-                <w:strike w:val="false"/>
-                <w:sz w:val="20"/>
-                <w:szCs w:val="20"/>
+                <w:rFonts w:ascii="Aptos" w:hAnsi="Aptos" w:eastAsia="Aptos" w:cs="Aptos"/>
+                <w:i w:val="false"/>
+                <w:b w:val="false"/>
+                <w:u w:val="none"/>
+                <w:strike w:val="false"/>
+                <w:sz w:val="18"/>
+                <w:szCs w:val="18"/>
                 <w:color w:val="333333"/>
               </w:rPr>
             </w:pPr>
             <w:r>
               <w:rPr>
-                <w:rFonts w:ascii="Luciole" w:hAnsi="Luciole" w:eastAsia="Luciole" w:cs="Luciole"/>
-                <w:i w:val="false"/>
-                <w:b w:val="false"/>
-                <w:u w:val="none"/>
-                <w:strike w:val="false"/>
-                <w:sz w:val="20"/>
-                <w:szCs w:val="20"/>
+                <w:rFonts w:ascii="Aptos" w:hAnsi="Aptos" w:eastAsia="Aptos" w:cs="Aptos"/>
+                <w:i w:val="false"/>
+                <w:b w:val="false"/>
+                <w:u w:val="none"/>
+                <w:strike w:val="false"/>
+                <w:sz w:val="18"/>
+                <w:szCs w:val="18"/>
                 <w:color w:val="333333"/>
               </w:rPr>
               <w:t xml:space="preserve">Total</w:t>
@@ -620,25 +620,25 @@
               <w:spacing w:after="60" w:before="60" w:line="240"/>
               <w:ind w:left="100" w:right="100" w:firstLine="0" w:firstLineChars="0"/>
               <w:rPr>
-                <w:rFonts w:ascii="Luciole" w:hAnsi="Luciole" w:eastAsia="Luciole" w:cs="Luciole"/>
-                <w:i w:val="false"/>
-                <w:b w:val="false"/>
-                <w:u w:val="none"/>
-                <w:strike w:val="false"/>
-                <w:sz w:val="18"/>
-                <w:szCs w:val="18"/>
+                <w:rFonts w:ascii="Aptos" w:hAnsi="Aptos" w:eastAsia="Aptos" w:cs="Aptos"/>
+                <w:i w:val="false"/>
+                <w:b w:val="false"/>
+                <w:u w:val="none"/>
+                <w:strike w:val="false"/>
+                <w:sz w:val="16"/>
+                <w:szCs w:val="16"/>
                 <w:color w:val="333333"/>
               </w:rPr>
             </w:pPr>
             <w:r>
               <w:rPr>
-                <w:rFonts w:ascii="Luciole" w:hAnsi="Luciole" w:eastAsia="Luciole" w:cs="Luciole"/>
-                <w:i w:val="false"/>
-                <w:b w:val="false"/>
-                <w:u w:val="none"/>
-                <w:strike w:val="false"/>
-                <w:sz w:val="18"/>
-                <w:szCs w:val="18"/>
+                <w:rFonts w:ascii="Aptos" w:hAnsi="Aptos" w:eastAsia="Aptos" w:cs="Aptos"/>
+                <w:i w:val="false"/>
+                <w:b w:val="false"/>
+                <w:u w:val="none"/>
+                <w:strike w:val="false"/>
+                <w:sz w:val="16"/>
+                <w:szCs w:val="16"/>
                 <w:color w:val="333333"/>
               </w:rPr>
               <w:t xml:space="preserve">83,1 [76,1 ; 90,8]</w:t>
@@ -675,25 +675,25 @@
               <w:spacing w:after="60" w:before="60" w:line="240"/>
               <w:ind w:left="100" w:right="100" w:firstLine="0" w:firstLineChars="0"/>
               <w:rPr>
-                <w:rFonts w:ascii="Luciole" w:hAnsi="Luciole" w:eastAsia="Luciole" w:cs="Luciole"/>
-                <w:i w:val="false"/>
-                <w:b w:val="false"/>
-                <w:u w:val="none"/>
-                <w:strike w:val="false"/>
-                <w:sz w:val="18"/>
-                <w:szCs w:val="18"/>
+                <w:rFonts w:ascii="Aptos" w:hAnsi="Aptos" w:eastAsia="Aptos" w:cs="Aptos"/>
+                <w:i w:val="false"/>
+                <w:b w:val="false"/>
+                <w:u w:val="none"/>
+                <w:strike w:val="false"/>
+                <w:sz w:val="16"/>
+                <w:szCs w:val="16"/>
                 <w:color w:val="333333"/>
               </w:rPr>
             </w:pPr>
             <w:r>
               <w:rPr>
-                <w:rFonts w:ascii="Luciole" w:hAnsi="Luciole" w:eastAsia="Luciole" w:cs="Luciole"/>
-                <w:i w:val="false"/>
-                <w:b w:val="false"/>
-                <w:u w:val="none"/>
-                <w:strike w:val="false"/>
-                <w:sz w:val="18"/>
-                <w:szCs w:val="18"/>
+                <w:rFonts w:ascii="Aptos" w:hAnsi="Aptos" w:eastAsia="Aptos" w:cs="Aptos"/>
+                <w:i w:val="false"/>
+                <w:b w:val="false"/>
+                <w:u w:val="none"/>
+                <w:strike w:val="false"/>
+                <w:sz w:val="16"/>
+                <w:szCs w:val="16"/>
                 <w:color w:val="333333"/>
               </w:rPr>
               <w:t xml:space="preserve">62,8 [53,3 ; 74,1]</w:t>
@@ -730,25 +730,25 @@
               <w:spacing w:after="60" w:before="60" w:line="240"/>
               <w:ind w:left="100" w:right="100" w:firstLine="0" w:firstLineChars="0"/>
               <w:rPr>
-                <w:rFonts w:ascii="Luciole" w:hAnsi="Luciole" w:eastAsia="Luciole" w:cs="Luciole"/>
-                <w:i w:val="false"/>
-                <w:b w:val="false"/>
-                <w:u w:val="none"/>
-                <w:strike w:val="false"/>
-                <w:sz w:val="18"/>
-                <w:szCs w:val="18"/>
+                <w:rFonts w:ascii="Aptos" w:hAnsi="Aptos" w:eastAsia="Aptos" w:cs="Aptos"/>
+                <w:i w:val="false"/>
+                <w:b w:val="false"/>
+                <w:u w:val="none"/>
+                <w:strike w:val="false"/>
+                <w:sz w:val="16"/>
+                <w:szCs w:val="16"/>
                 <w:color w:val="333333"/>
               </w:rPr>
             </w:pPr>
             <w:r>
               <w:rPr>
-                <w:rFonts w:ascii="Luciole" w:hAnsi="Luciole" w:eastAsia="Luciole" w:cs="Luciole"/>
-                <w:i w:val="false"/>
-                <w:b w:val="false"/>
-                <w:u w:val="none"/>
-                <w:strike w:val="false"/>
-                <w:sz w:val="18"/>
-                <w:szCs w:val="18"/>
+                <w:rFonts w:ascii="Aptos" w:hAnsi="Aptos" w:eastAsia="Aptos" w:cs="Aptos"/>
+                <w:i w:val="false"/>
+                <w:b w:val="false"/>
+                <w:u w:val="none"/>
+                <w:strike w:val="false"/>
+                <w:sz w:val="16"/>
+                <w:szCs w:val="16"/>
                 <w:color w:val="333333"/>
               </w:rPr>
               <w:t xml:space="preserve">50,6 [40,1 ; 63,8]</w:t>
@@ -785,25 +785,25 @@
               <w:spacing w:after="60" w:before="60" w:line="240"/>
               <w:ind w:left="100" w:right="100" w:firstLine="0" w:firstLineChars="0"/>
               <w:rPr>
-                <w:rFonts w:ascii="Luciole" w:hAnsi="Luciole" w:eastAsia="Luciole" w:cs="Luciole"/>
-                <w:i w:val="false"/>
-                <w:b w:val="false"/>
-                <w:u w:val="none"/>
-                <w:strike w:val="false"/>
-                <w:sz w:val="18"/>
-                <w:szCs w:val="18"/>
+                <w:rFonts w:ascii="Aptos" w:hAnsi="Aptos" w:eastAsia="Aptos" w:cs="Aptos"/>
+                <w:i w:val="false"/>
+                <w:b w:val="false"/>
+                <w:u w:val="none"/>
+                <w:strike w:val="false"/>
+                <w:sz w:val="16"/>
+                <w:szCs w:val="16"/>
                 <w:color w:val="333333"/>
               </w:rPr>
             </w:pPr>
             <w:r>
               <w:rPr>
-                <w:rFonts w:ascii="Luciole" w:hAnsi="Luciole" w:eastAsia="Luciole" w:cs="Luciole"/>
-                <w:i w:val="false"/>
-                <w:b w:val="false"/>
-                <w:u w:val="none"/>
-                <w:strike w:val="false"/>
-                <w:sz w:val="18"/>
-                <w:szCs w:val="18"/>
+                <w:rFonts w:ascii="Aptos" w:hAnsi="Aptos" w:eastAsia="Aptos" w:cs="Aptos"/>
+                <w:i w:val="false"/>
+                <w:b w:val="false"/>
+                <w:u w:val="none"/>
+                <w:strike w:val="false"/>
+                <w:sz w:val="16"/>
+                <w:szCs w:val="16"/>
                 <w:color w:val="333333"/>
               </w:rPr>
               <w:t xml:space="preserve">29,7 [18,0 ; 49,0]</w:t>
@@ -840,25 +840,25 @@
               <w:spacing w:after="60" w:before="60" w:line="240"/>
               <w:ind w:left="100" w:right="100" w:firstLine="0" w:firstLineChars="0"/>
               <w:rPr>
-                <w:rFonts w:ascii="Luciole" w:hAnsi="Luciole" w:eastAsia="Luciole" w:cs="Luciole"/>
-                <w:i w:val="false"/>
-                <w:b w:val="false"/>
-                <w:u w:val="none"/>
-                <w:strike w:val="false"/>
-                <w:sz w:val="16"/>
-                <w:szCs w:val="16"/>
+                <w:rFonts w:ascii="Aptos" w:hAnsi="Aptos" w:eastAsia="Aptos" w:cs="Aptos"/>
+                <w:i w:val="false"/>
+                <w:b w:val="false"/>
+                <w:u w:val="none"/>
+                <w:strike w:val="false"/>
+                <w:sz w:val="14"/>
+                <w:szCs w:val="14"/>
                 <w:color w:val="333333"/>
               </w:rPr>
             </w:pPr>
             <w:r>
               <w:rPr>
-                <w:rFonts w:ascii="Luciole" w:hAnsi="Luciole" w:eastAsia="Luciole" w:cs="Luciole"/>
-                <w:i w:val="false"/>
-                <w:b w:val="false"/>
-                <w:u w:val="none"/>
-                <w:strike w:val="false"/>
-                <w:sz w:val="16"/>
-                <w:szCs w:val="16"/>
+                <w:rFonts w:ascii="Aptos" w:hAnsi="Aptos" w:eastAsia="Aptos" w:cs="Aptos"/>
+                <w:i w:val="false"/>
+                <w:b w:val="false"/>
+                <w:u w:val="none"/>
+                <w:strike w:val="false"/>
+                <w:sz w:val="14"/>
+                <w:szCs w:val="14"/>
                 <w:color w:val="333333"/>
               </w:rPr>
               <w:t xml:space="preserve"/>
@@ -900,25 +900,25 @@
               <w:spacing w:after="60" w:before="60" w:line="240"/>
               <w:ind w:left="100" w:right="100" w:firstLine="0" w:firstLineChars="0"/>
               <w:rPr>
-                <w:rFonts w:ascii="Luciole" w:hAnsi="Luciole" w:eastAsia="Luciole" w:cs="Luciole"/>
-                <w:i w:val="false"/>
-                <w:b w:val="false"/>
-                <w:u w:val="none"/>
-                <w:strike w:val="false"/>
-                <w:sz w:val="20"/>
-                <w:szCs w:val="20"/>
+                <w:rFonts w:ascii="Aptos" w:hAnsi="Aptos" w:eastAsia="Aptos" w:cs="Aptos"/>
+                <w:i w:val="false"/>
+                <w:b w:val="false"/>
+                <w:u w:val="none"/>
+                <w:strike w:val="false"/>
+                <w:sz w:val="18"/>
+                <w:szCs w:val="18"/>
                 <w:color w:val="333333"/>
               </w:rPr>
             </w:pPr>
             <w:r>
               <w:rPr>
-                <w:rFonts w:ascii="Luciole" w:hAnsi="Luciole" w:eastAsia="Luciole" w:cs="Luciole"/>
-                <w:i w:val="false"/>
-                <w:b w:val="false"/>
-                <w:u w:val="none"/>
-                <w:strike w:val="false"/>
-                <w:sz w:val="20"/>
-                <w:szCs w:val="20"/>
+                <w:rFonts w:ascii="Aptos" w:hAnsi="Aptos" w:eastAsia="Aptos" w:cs="Aptos"/>
+                <w:i w:val="false"/>
+                <w:b w:val="false"/>
+                <w:u w:val="none"/>
+                <w:strike w:val="false"/>
+                <w:sz w:val="18"/>
+                <w:szCs w:val="18"/>
                 <w:color w:val="333333"/>
               </w:rPr>
               <w:t xml:space="preserve">Protocole de chimiothérapie</w:t>
@@ -955,25 +955,25 @@
               <w:spacing w:after="60" w:before="60" w:line="240"/>
               <w:ind w:left="100" w:right="100" w:firstLine="0" w:firstLineChars="0"/>
               <w:rPr>
-                <w:rFonts w:ascii="Luciole" w:hAnsi="Luciole" w:eastAsia="Luciole" w:cs="Luciole"/>
-                <w:i w:val="false"/>
-                <w:b w:val="false"/>
-                <w:u w:val="none"/>
-                <w:strike w:val="false"/>
-                <w:sz w:val="18"/>
-                <w:szCs w:val="18"/>
+                <w:rFonts w:ascii="Aptos" w:hAnsi="Aptos" w:eastAsia="Aptos" w:cs="Aptos"/>
+                <w:i w:val="false"/>
+                <w:b w:val="false"/>
+                <w:u w:val="none"/>
+                <w:strike w:val="false"/>
+                <w:sz w:val="16"/>
+                <w:szCs w:val="16"/>
                 <w:color w:val="333333"/>
               </w:rPr>
             </w:pPr>
             <w:r>
               <w:rPr>
-                <w:rFonts w:ascii="Luciole" w:hAnsi="Luciole" w:eastAsia="Luciole" w:cs="Luciole"/>
-                <w:i w:val="false"/>
-                <w:b w:val="false"/>
-                <w:u w:val="none"/>
-                <w:strike w:val="false"/>
-                <w:sz w:val="18"/>
-                <w:szCs w:val="18"/>
+                <w:rFonts w:ascii="Aptos" w:hAnsi="Aptos" w:eastAsia="Aptos" w:cs="Aptos"/>
+                <w:i w:val="false"/>
+                <w:b w:val="false"/>
+                <w:u w:val="none"/>
+                <w:strike w:val="false"/>
+                <w:sz w:val="16"/>
+                <w:szCs w:val="16"/>
                 <w:color w:val="333333"/>
               </w:rPr>
               <w:t xml:space="preserve"/>
@@ -1010,25 +1010,25 @@
               <w:spacing w:after="60" w:before="60" w:line="240"/>
               <w:ind w:left="100" w:right="100" w:firstLine="0" w:firstLineChars="0"/>
               <w:rPr>
-                <w:rFonts w:ascii="Luciole" w:hAnsi="Luciole" w:eastAsia="Luciole" w:cs="Luciole"/>
-                <w:i w:val="false"/>
-                <w:b w:val="false"/>
-                <w:u w:val="none"/>
-                <w:strike w:val="false"/>
-                <w:sz w:val="18"/>
-                <w:szCs w:val="18"/>
+                <w:rFonts w:ascii="Aptos" w:hAnsi="Aptos" w:eastAsia="Aptos" w:cs="Aptos"/>
+                <w:i w:val="false"/>
+                <w:b w:val="false"/>
+                <w:u w:val="none"/>
+                <w:strike w:val="false"/>
+                <w:sz w:val="16"/>
+                <w:szCs w:val="16"/>
                 <w:color w:val="333333"/>
               </w:rPr>
             </w:pPr>
             <w:r>
               <w:rPr>
-                <w:rFonts w:ascii="Luciole" w:hAnsi="Luciole" w:eastAsia="Luciole" w:cs="Luciole"/>
-                <w:i w:val="false"/>
-                <w:b w:val="false"/>
-                <w:u w:val="none"/>
-                <w:strike w:val="false"/>
-                <w:sz w:val="18"/>
-                <w:szCs w:val="18"/>
+                <w:rFonts w:ascii="Aptos" w:hAnsi="Aptos" w:eastAsia="Aptos" w:cs="Aptos"/>
+                <w:i w:val="false"/>
+                <w:b w:val="false"/>
+                <w:u w:val="none"/>
+                <w:strike w:val="false"/>
+                <w:sz w:val="16"/>
+                <w:szCs w:val="16"/>
                 <w:color w:val="333333"/>
               </w:rPr>
               <w:t xml:space="preserve"/>
@@ -1065,25 +1065,25 @@
               <w:spacing w:after="60" w:before="60" w:line="240"/>
               <w:ind w:left="100" w:right="100" w:firstLine="0" w:firstLineChars="0"/>
               <w:rPr>
-                <w:rFonts w:ascii="Luciole" w:hAnsi="Luciole" w:eastAsia="Luciole" w:cs="Luciole"/>
-                <w:i w:val="false"/>
-                <w:b w:val="false"/>
-                <w:u w:val="none"/>
-                <w:strike w:val="false"/>
-                <w:sz w:val="18"/>
-                <w:szCs w:val="18"/>
+                <w:rFonts w:ascii="Aptos" w:hAnsi="Aptos" w:eastAsia="Aptos" w:cs="Aptos"/>
+                <w:i w:val="false"/>
+                <w:b w:val="false"/>
+                <w:u w:val="none"/>
+                <w:strike w:val="false"/>
+                <w:sz w:val="16"/>
+                <w:szCs w:val="16"/>
                 <w:color w:val="333333"/>
               </w:rPr>
             </w:pPr>
             <w:r>
               <w:rPr>
-                <w:rFonts w:ascii="Luciole" w:hAnsi="Luciole" w:eastAsia="Luciole" w:cs="Luciole"/>
-                <w:i w:val="false"/>
-                <w:b w:val="false"/>
-                <w:u w:val="none"/>
-                <w:strike w:val="false"/>
-                <w:sz w:val="18"/>
-                <w:szCs w:val="18"/>
+                <w:rFonts w:ascii="Aptos" w:hAnsi="Aptos" w:eastAsia="Aptos" w:cs="Aptos"/>
+                <w:i w:val="false"/>
+                <w:b w:val="false"/>
+                <w:u w:val="none"/>
+                <w:strike w:val="false"/>
+                <w:sz w:val="16"/>
+                <w:szCs w:val="16"/>
                 <w:color w:val="333333"/>
               </w:rPr>
               <w:t xml:space="preserve"/>
@@ -1120,25 +1120,25 @@
               <w:spacing w:after="60" w:before="60" w:line="240"/>
               <w:ind w:left="100" w:right="100" w:firstLine="0" w:firstLineChars="0"/>
               <w:rPr>
-                <w:rFonts w:ascii="Luciole" w:hAnsi="Luciole" w:eastAsia="Luciole" w:cs="Luciole"/>
-                <w:i w:val="false"/>
-                <w:b w:val="false"/>
-                <w:u w:val="none"/>
-                <w:strike w:val="false"/>
-                <w:sz w:val="18"/>
-                <w:szCs w:val="18"/>
+                <w:rFonts w:ascii="Aptos" w:hAnsi="Aptos" w:eastAsia="Aptos" w:cs="Aptos"/>
+                <w:i w:val="false"/>
+                <w:b w:val="false"/>
+                <w:u w:val="none"/>
+                <w:strike w:val="false"/>
+                <w:sz w:val="16"/>
+                <w:szCs w:val="16"/>
                 <w:color w:val="333333"/>
               </w:rPr>
             </w:pPr>
             <w:r>
               <w:rPr>
-                <w:rFonts w:ascii="Luciole" w:hAnsi="Luciole" w:eastAsia="Luciole" w:cs="Luciole"/>
-                <w:i w:val="false"/>
-                <w:b w:val="false"/>
-                <w:u w:val="none"/>
-                <w:strike w:val="false"/>
-                <w:sz w:val="18"/>
-                <w:szCs w:val="18"/>
+                <w:rFonts w:ascii="Aptos" w:hAnsi="Aptos" w:eastAsia="Aptos" w:cs="Aptos"/>
+                <w:i w:val="false"/>
+                <w:b w:val="false"/>
+                <w:u w:val="none"/>
+                <w:strike w:val="false"/>
+                <w:sz w:val="16"/>
+                <w:szCs w:val="16"/>
                 <w:color w:val="333333"/>
               </w:rPr>
               <w:t xml:space="preserve"/>
@@ -1175,25 +1175,25 @@
               <w:spacing w:after="60" w:before="60" w:line="240"/>
               <w:ind w:left="100" w:right="100" w:firstLine="0" w:firstLineChars="0"/>
               <w:rPr>
-                <w:rFonts w:ascii="Luciole" w:hAnsi="Luciole" w:eastAsia="Luciole" w:cs="Luciole"/>
-                <w:i w:val="false"/>
-                <w:b w:val="false"/>
-                <w:u w:val="none"/>
-                <w:strike w:val="false"/>
-                <w:sz w:val="16"/>
-                <w:szCs w:val="16"/>
+                <w:rFonts w:ascii="Aptos" w:hAnsi="Aptos" w:eastAsia="Aptos" w:cs="Aptos"/>
+                <w:i w:val="false"/>
+                <w:b w:val="false"/>
+                <w:u w:val="none"/>
+                <w:strike w:val="false"/>
+                <w:sz w:val="14"/>
+                <w:szCs w:val="14"/>
                 <w:color w:val="333333"/>
               </w:rPr>
             </w:pPr>
             <w:r>
               <w:rPr>
-                <w:rFonts w:ascii="Luciole" w:hAnsi="Luciole" w:eastAsia="Luciole" w:cs="Luciole"/>
-                <w:i w:val="false"/>
-                <w:b w:val="false"/>
-                <w:u w:val="none"/>
-                <w:strike w:val="false"/>
-                <w:sz w:val="16"/>
-                <w:szCs w:val="16"/>
+                <w:rFonts w:ascii="Aptos" w:hAnsi="Aptos" w:eastAsia="Aptos" w:cs="Aptos"/>
+                <w:i w:val="false"/>
+                <w:b w:val="false"/>
+                <w:u w:val="none"/>
+                <w:strike w:val="false"/>
+                <w:sz w:val="14"/>
+                <w:szCs w:val="14"/>
                 <w:color w:val="333333"/>
               </w:rPr>
               <w:t xml:space="preserve">0,95</w:t>
@@ -1235,25 +1235,25 @@
               <w:spacing w:after="60" w:before="60" w:line="240"/>
               <w:ind w:left="300" w:right="100" w:firstLine="0" w:firstLineChars="0"/>
               <w:rPr>
-                <w:rFonts w:ascii="Luciole" w:hAnsi="Luciole" w:eastAsia="Luciole" w:cs="Luciole"/>
-                <w:i w:val="false"/>
-                <w:b w:val="false"/>
-                <w:u w:val="none"/>
-                <w:strike w:val="false"/>
-                <w:sz w:val="20"/>
-                <w:szCs w:val="20"/>
+                <w:rFonts w:ascii="Aptos" w:hAnsi="Aptos" w:eastAsia="Aptos" w:cs="Aptos"/>
+                <w:i w:val="false"/>
+                <w:b w:val="false"/>
+                <w:u w:val="none"/>
+                <w:strike w:val="false"/>
+                <w:sz w:val="18"/>
+                <w:szCs w:val="18"/>
                 <w:color w:val="999999"/>
               </w:rPr>
             </w:pPr>
             <w:r>
               <w:rPr>
-                <w:rFonts w:ascii="Luciole" w:hAnsi="Luciole" w:eastAsia="Luciole" w:cs="Luciole"/>
-                <w:i w:val="false"/>
-                <w:b w:val="false"/>
-                <w:u w:val="none"/>
-                <w:strike w:val="false"/>
-                <w:sz w:val="20"/>
-                <w:szCs w:val="20"/>
+                <w:rFonts w:ascii="Aptos" w:hAnsi="Aptos" w:eastAsia="Aptos" w:cs="Aptos"/>
+                <w:i w:val="false"/>
+                <w:b w:val="false"/>
+                <w:u w:val="none"/>
+                <w:strike w:val="false"/>
+                <w:sz w:val="18"/>
+                <w:szCs w:val="18"/>
                 <w:color w:val="999999"/>
               </w:rPr>
               <w:t xml:space="preserve">Adjuvant seul</w:t>
@@ -1290,25 +1290,25 @@
               <w:spacing w:after="60" w:before="60" w:line="240"/>
               <w:ind w:left="100" w:right="100" w:firstLine="0" w:firstLineChars="0"/>
               <w:rPr>
-                <w:rFonts w:ascii="Luciole" w:hAnsi="Luciole" w:eastAsia="Luciole" w:cs="Luciole"/>
-                <w:i w:val="false"/>
-                <w:b w:val="false"/>
-                <w:u w:val="none"/>
-                <w:strike w:val="false"/>
-                <w:sz w:val="18"/>
-                <w:szCs w:val="18"/>
+                <w:rFonts w:ascii="Aptos" w:hAnsi="Aptos" w:eastAsia="Aptos" w:cs="Aptos"/>
+                <w:i w:val="false"/>
+                <w:b w:val="false"/>
+                <w:u w:val="none"/>
+                <w:strike w:val="false"/>
+                <w:sz w:val="16"/>
+                <w:szCs w:val="16"/>
                 <w:color w:val="999999"/>
               </w:rPr>
             </w:pPr>
             <w:r>
               <w:rPr>
-                <w:rFonts w:ascii="Luciole" w:hAnsi="Luciole" w:eastAsia="Luciole" w:cs="Luciole"/>
-                <w:i w:val="false"/>
-                <w:b w:val="false"/>
-                <w:u w:val="none"/>
-                <w:strike w:val="false"/>
-                <w:sz w:val="18"/>
-                <w:szCs w:val="18"/>
+                <w:rFonts w:ascii="Aptos" w:hAnsi="Aptos" w:eastAsia="Aptos" w:cs="Aptos"/>
+                <w:i w:val="false"/>
+                <w:b w:val="false"/>
+                <w:u w:val="none"/>
+                <w:strike w:val="false"/>
+                <w:sz w:val="16"/>
+                <w:szCs w:val="16"/>
                 <w:color w:val="999999"/>
               </w:rPr>
               <w:t xml:space="preserve">88,7 [80,5 ; 97,6]</w:t>
@@ -1345,25 +1345,25 @@
               <w:spacing w:after="60" w:before="60" w:line="240"/>
               <w:ind w:left="100" w:right="100" w:firstLine="0" w:firstLineChars="0"/>
               <w:rPr>
-                <w:rFonts w:ascii="Luciole" w:hAnsi="Luciole" w:eastAsia="Luciole" w:cs="Luciole"/>
-                <w:i w:val="false"/>
-                <w:b w:val="false"/>
-                <w:u w:val="none"/>
-                <w:strike w:val="false"/>
-                <w:sz w:val="18"/>
-                <w:szCs w:val="18"/>
+                <w:rFonts w:ascii="Aptos" w:hAnsi="Aptos" w:eastAsia="Aptos" w:cs="Aptos"/>
+                <w:i w:val="false"/>
+                <w:b w:val="false"/>
+                <w:u w:val="none"/>
+                <w:strike w:val="false"/>
+                <w:sz w:val="16"/>
+                <w:szCs w:val="16"/>
                 <w:color w:val="999999"/>
               </w:rPr>
             </w:pPr>
             <w:r>
               <w:rPr>
-                <w:rFonts w:ascii="Luciole" w:hAnsi="Luciole" w:eastAsia="Luciole" w:cs="Luciole"/>
-                <w:i w:val="false"/>
-                <w:b w:val="false"/>
-                <w:u w:val="none"/>
-                <w:strike w:val="false"/>
-                <w:sz w:val="18"/>
-                <w:szCs w:val="18"/>
+                <w:rFonts w:ascii="Aptos" w:hAnsi="Aptos" w:eastAsia="Aptos" w:cs="Aptos"/>
+                <w:i w:val="false"/>
+                <w:b w:val="false"/>
+                <w:u w:val="none"/>
+                <w:strike w:val="false"/>
+                <w:sz w:val="16"/>
+                <w:szCs w:val="16"/>
                 <w:color w:val="999999"/>
               </w:rPr>
               <w:t xml:space="preserve">65,7 [53,2 ; 81,2]</w:t>
@@ -1400,25 +1400,25 @@
               <w:spacing w:after="60" w:before="60" w:line="240"/>
               <w:ind w:left="100" w:right="100" w:firstLine="0" w:firstLineChars="0"/>
               <w:rPr>
-                <w:rFonts w:ascii="Luciole" w:hAnsi="Luciole" w:eastAsia="Luciole" w:cs="Luciole"/>
-                <w:i w:val="false"/>
-                <w:b w:val="false"/>
-                <w:u w:val="none"/>
-                <w:strike w:val="false"/>
-                <w:sz w:val="18"/>
-                <w:szCs w:val="18"/>
+                <w:rFonts w:ascii="Aptos" w:hAnsi="Aptos" w:eastAsia="Aptos" w:cs="Aptos"/>
+                <w:i w:val="false"/>
+                <w:b w:val="false"/>
+                <w:u w:val="none"/>
+                <w:strike w:val="false"/>
+                <w:sz w:val="16"/>
+                <w:szCs w:val="16"/>
                 <w:color w:val="999999"/>
               </w:rPr>
             </w:pPr>
             <w:r>
               <w:rPr>
-                <w:rFonts w:ascii="Luciole" w:hAnsi="Luciole" w:eastAsia="Luciole" w:cs="Luciole"/>
-                <w:i w:val="false"/>
-                <w:b w:val="false"/>
-                <w:u w:val="none"/>
-                <w:strike w:val="false"/>
-                <w:sz w:val="18"/>
-                <w:szCs w:val="18"/>
+                <w:rFonts w:ascii="Aptos" w:hAnsi="Aptos" w:eastAsia="Aptos" w:cs="Aptos"/>
+                <w:i w:val="false"/>
+                <w:b w:val="false"/>
+                <w:u w:val="none"/>
+                <w:strike w:val="false"/>
+                <w:sz w:val="16"/>
+                <w:szCs w:val="16"/>
                 <w:color w:val="999999"/>
               </w:rPr>
               <w:t xml:space="preserve">47,7 [34,2 ; 66,7]</w:t>
@@ -1455,25 +1455,25 @@
               <w:spacing w:after="60" w:before="60" w:line="240"/>
               <w:ind w:left="100" w:right="100" w:firstLine="0" w:firstLineChars="0"/>
               <w:rPr>
-                <w:rFonts w:ascii="Luciole" w:hAnsi="Luciole" w:eastAsia="Luciole" w:cs="Luciole"/>
-                <w:i w:val="false"/>
-                <w:b w:val="false"/>
-                <w:u w:val="none"/>
-                <w:strike w:val="false"/>
-                <w:sz w:val="18"/>
-                <w:szCs w:val="18"/>
+                <w:rFonts w:ascii="Aptos" w:hAnsi="Aptos" w:eastAsia="Aptos" w:cs="Aptos"/>
+                <w:i w:val="false"/>
+                <w:b w:val="false"/>
+                <w:u w:val="none"/>
+                <w:strike w:val="false"/>
+                <w:sz w:val="16"/>
+                <w:szCs w:val="16"/>
                 <w:color w:val="999999"/>
               </w:rPr>
             </w:pPr>
             <w:r>
               <w:rPr>
-                <w:rFonts w:ascii="Luciole" w:hAnsi="Luciole" w:eastAsia="Luciole" w:cs="Luciole"/>
-                <w:i w:val="false"/>
-                <w:b w:val="false"/>
-                <w:u w:val="none"/>
-                <w:strike w:val="false"/>
-                <w:sz w:val="18"/>
-                <w:szCs w:val="18"/>
+                <w:rFonts w:ascii="Aptos" w:hAnsi="Aptos" w:eastAsia="Aptos" w:cs="Aptos"/>
+                <w:i w:val="false"/>
+                <w:b w:val="false"/>
+                <w:u w:val="none"/>
+                <w:strike w:val="false"/>
+                <w:sz w:val="16"/>
+                <w:szCs w:val="16"/>
                 <w:color w:val="999999"/>
               </w:rPr>
               <w:t xml:space="preserve">31,8 [18,0 ; 56,3]</w:t>
@@ -1510,25 +1510,25 @@
               <w:spacing w:after="60" w:before="60" w:line="240"/>
               <w:ind w:left="100" w:right="100" w:firstLine="0" w:firstLineChars="0"/>
               <w:rPr>
-                <w:rFonts w:ascii="Luciole" w:hAnsi="Luciole" w:eastAsia="Luciole" w:cs="Luciole"/>
-                <w:i w:val="false"/>
-                <w:b w:val="false"/>
-                <w:u w:val="none"/>
-                <w:strike w:val="false"/>
-                <w:sz w:val="16"/>
-                <w:szCs w:val="16"/>
+                <w:rFonts w:ascii="Aptos" w:hAnsi="Aptos" w:eastAsia="Aptos" w:cs="Aptos"/>
+                <w:i w:val="false"/>
+                <w:b w:val="false"/>
+                <w:u w:val="none"/>
+                <w:strike w:val="false"/>
+                <w:sz w:val="14"/>
+                <w:szCs w:val="14"/>
                 <w:color w:val="999999"/>
               </w:rPr>
             </w:pPr>
             <w:r>
               <w:rPr>
-                <w:rFonts w:ascii="Luciole" w:hAnsi="Luciole" w:eastAsia="Luciole" w:cs="Luciole"/>
-                <w:i w:val="false"/>
-                <w:b w:val="false"/>
-                <w:u w:val="none"/>
-                <w:strike w:val="false"/>
-                <w:sz w:val="16"/>
-                <w:szCs w:val="16"/>
+                <w:rFonts w:ascii="Aptos" w:hAnsi="Aptos" w:eastAsia="Aptos" w:cs="Aptos"/>
+                <w:i w:val="false"/>
+                <w:b w:val="false"/>
+                <w:u w:val="none"/>
+                <w:strike w:val="false"/>
+                <w:sz w:val="14"/>
+                <w:szCs w:val="14"/>
                 <w:color w:val="999999"/>
               </w:rPr>
               <w:t xml:space="preserve"/>
@@ -1570,25 +1570,25 @@
               <w:spacing w:after="60" w:before="60" w:line="240"/>
               <w:ind w:left="300" w:right="100" w:firstLine="0" w:firstLineChars="0"/>
               <w:rPr>
-                <w:rFonts w:ascii="Luciole" w:hAnsi="Luciole" w:eastAsia="Luciole" w:cs="Luciole"/>
-                <w:i w:val="false"/>
-                <w:b w:val="false"/>
-                <w:u w:val="none"/>
-                <w:strike w:val="false"/>
-                <w:sz w:val="20"/>
-                <w:szCs w:val="20"/>
+                <w:rFonts w:ascii="Aptos" w:hAnsi="Aptos" w:eastAsia="Aptos" w:cs="Aptos"/>
+                <w:i w:val="false"/>
+                <w:b w:val="false"/>
+                <w:u w:val="none"/>
+                <w:strike w:val="false"/>
+                <w:sz w:val="18"/>
+                <w:szCs w:val="18"/>
                 <w:color w:val="0099FF"/>
               </w:rPr>
             </w:pPr>
             <w:r>
               <w:rPr>
-                <w:rFonts w:ascii="Luciole" w:hAnsi="Luciole" w:eastAsia="Luciole" w:cs="Luciole"/>
-                <w:i w:val="false"/>
-                <w:b w:val="false"/>
-                <w:u w:val="none"/>
-                <w:strike w:val="false"/>
-                <w:sz w:val="20"/>
-                <w:szCs w:val="20"/>
+                <w:rFonts w:ascii="Aptos" w:hAnsi="Aptos" w:eastAsia="Aptos" w:cs="Aptos"/>
+                <w:i w:val="false"/>
+                <w:b w:val="false"/>
+                <w:u w:val="none"/>
+                <w:strike w:val="false"/>
+                <w:sz w:val="18"/>
+                <w:szCs w:val="18"/>
                 <w:color w:val="0099FF"/>
               </w:rPr>
               <w:t xml:space="preserve">Péri-opératoire</w:t>
@@ -1625,25 +1625,25 @@
               <w:spacing w:after="60" w:before="60" w:line="240"/>
               <w:ind w:left="100" w:right="100" w:firstLine="0" w:firstLineChars="0"/>
               <w:rPr>
-                <w:rFonts w:ascii="Luciole" w:hAnsi="Luciole" w:eastAsia="Luciole" w:cs="Luciole"/>
-                <w:i w:val="false"/>
-                <w:b w:val="false"/>
-                <w:u w:val="none"/>
-                <w:strike w:val="false"/>
-                <w:sz w:val="18"/>
-                <w:szCs w:val="18"/>
+                <w:rFonts w:ascii="Aptos" w:hAnsi="Aptos" w:eastAsia="Aptos" w:cs="Aptos"/>
+                <w:i w:val="false"/>
+                <w:b w:val="false"/>
+                <w:u w:val="none"/>
+                <w:strike w:val="false"/>
+                <w:sz w:val="16"/>
+                <w:szCs w:val="16"/>
                 <w:color w:val="0099FF"/>
               </w:rPr>
             </w:pPr>
             <w:r>
               <w:rPr>
-                <w:rFonts w:ascii="Luciole" w:hAnsi="Luciole" w:eastAsia="Luciole" w:cs="Luciole"/>
-                <w:i w:val="false"/>
-                <w:b w:val="false"/>
-                <w:u w:val="none"/>
-                <w:strike w:val="false"/>
-                <w:sz w:val="18"/>
-                <w:szCs w:val="18"/>
+                <w:rFonts w:ascii="Aptos" w:hAnsi="Aptos" w:eastAsia="Aptos" w:cs="Aptos"/>
+                <w:i w:val="false"/>
+                <w:b w:val="false"/>
+                <w:u w:val="none"/>
+                <w:strike w:val="false"/>
+                <w:sz w:val="16"/>
+                <w:szCs w:val="16"/>
                 <w:color w:val="0099FF"/>
               </w:rPr>
               <w:t xml:space="preserve">77,7 [66,8 ; 90,2]</w:t>
@@ -1680,25 +1680,25 @@
               <w:spacing w:after="60" w:before="60" w:line="240"/>
               <w:ind w:left="100" w:right="100" w:firstLine="0" w:firstLineChars="0"/>
               <w:rPr>
-                <w:rFonts w:ascii="Luciole" w:hAnsi="Luciole" w:eastAsia="Luciole" w:cs="Luciole"/>
-                <w:i w:val="false"/>
-                <w:b w:val="false"/>
-                <w:u w:val="none"/>
-                <w:strike w:val="false"/>
-                <w:sz w:val="18"/>
-                <w:szCs w:val="18"/>
+                <w:rFonts w:ascii="Aptos" w:hAnsi="Aptos" w:eastAsia="Aptos" w:cs="Aptos"/>
+                <w:i w:val="false"/>
+                <w:b w:val="false"/>
+                <w:u w:val="none"/>
+                <w:strike w:val="false"/>
+                <w:sz w:val="16"/>
+                <w:szCs w:val="16"/>
                 <w:color w:val="0099FF"/>
               </w:rPr>
             </w:pPr>
             <w:r>
               <w:rPr>
-                <w:rFonts w:ascii="Luciole" w:hAnsi="Luciole" w:eastAsia="Luciole" w:cs="Luciole"/>
-                <w:i w:val="false"/>
-                <w:b w:val="false"/>
-                <w:u w:val="none"/>
-                <w:strike w:val="false"/>
-                <w:sz w:val="18"/>
-                <w:szCs w:val="18"/>
+                <w:rFonts w:ascii="Aptos" w:hAnsi="Aptos" w:eastAsia="Aptos" w:cs="Aptos"/>
+                <w:i w:val="false"/>
+                <w:b w:val="false"/>
+                <w:u w:val="none"/>
+                <w:strike w:val="false"/>
+                <w:sz w:val="16"/>
+                <w:szCs w:val="16"/>
                 <w:color w:val="0099FF"/>
               </w:rPr>
               <w:t xml:space="preserve">60,1 [46,5 ; 77,8]</w:t>
@@ -1735,25 +1735,25 @@
               <w:spacing w:after="60" w:before="60" w:line="240"/>
               <w:ind w:left="100" w:right="100" w:firstLine="0" w:firstLineChars="0"/>
               <w:rPr>
-                <w:rFonts w:ascii="Luciole" w:hAnsi="Luciole" w:eastAsia="Luciole" w:cs="Luciole"/>
-                <w:i w:val="false"/>
-                <w:b w:val="false"/>
-                <w:u w:val="none"/>
-                <w:strike w:val="false"/>
-                <w:sz w:val="18"/>
-                <w:szCs w:val="18"/>
+                <w:rFonts w:ascii="Aptos" w:hAnsi="Aptos" w:eastAsia="Aptos" w:cs="Aptos"/>
+                <w:i w:val="false"/>
+                <w:b w:val="false"/>
+                <w:u w:val="none"/>
+                <w:strike w:val="false"/>
+                <w:sz w:val="16"/>
+                <w:szCs w:val="16"/>
                 <w:color w:val="0099FF"/>
               </w:rPr>
             </w:pPr>
             <w:r>
               <w:rPr>
-                <w:rFonts w:ascii="Luciole" w:hAnsi="Luciole" w:eastAsia="Luciole" w:cs="Luciole"/>
-                <w:i w:val="false"/>
-                <w:b w:val="false"/>
-                <w:u w:val="none"/>
-                <w:strike w:val="false"/>
-                <w:sz w:val="18"/>
-                <w:szCs w:val="18"/>
+                <w:rFonts w:ascii="Aptos" w:hAnsi="Aptos" w:eastAsia="Aptos" w:cs="Aptos"/>
+                <w:i w:val="false"/>
+                <w:b w:val="false"/>
+                <w:u w:val="none"/>
+                <w:strike w:val="false"/>
+                <w:sz w:val="16"/>
+                <w:szCs w:val="16"/>
                 <w:color w:val="0099FF"/>
               </w:rPr>
               <w:t xml:space="preserve">55,5 [41,1 ; 75,0]</w:t>
@@ -1790,25 +1790,25 @@
               <w:spacing w:after="60" w:before="60" w:line="240"/>
               <w:ind w:left="100" w:right="100" w:firstLine="0" w:firstLineChars="0"/>
               <w:rPr>
-                <w:rFonts w:ascii="Luciole" w:hAnsi="Luciole" w:eastAsia="Luciole" w:cs="Luciole"/>
-                <w:i w:val="false"/>
-                <w:b w:val="false"/>
-                <w:u w:val="none"/>
-                <w:strike w:val="false"/>
-                <w:sz w:val="18"/>
-                <w:szCs w:val="18"/>
+                <w:rFonts w:ascii="Aptos" w:hAnsi="Aptos" w:eastAsia="Aptos" w:cs="Aptos"/>
+                <w:i w:val="false"/>
+                <w:b w:val="false"/>
+                <w:u w:val="none"/>
+                <w:strike w:val="false"/>
+                <w:sz w:val="16"/>
+                <w:szCs w:val="16"/>
                 <w:color w:val="0099FF"/>
               </w:rPr>
             </w:pPr>
             <w:r>
               <w:rPr>
-                <w:rFonts w:ascii="Luciole" w:hAnsi="Luciole" w:eastAsia="Luciole" w:cs="Luciole"/>
-                <w:i w:val="false"/>
-                <w:b w:val="false"/>
-                <w:u w:val="none"/>
-                <w:strike w:val="false"/>
-                <w:sz w:val="18"/>
-                <w:szCs w:val="18"/>
+                <w:rFonts w:ascii="Aptos" w:hAnsi="Aptos" w:eastAsia="Aptos" w:cs="Aptos"/>
+                <w:i w:val="false"/>
+                <w:b w:val="false"/>
+                <w:u w:val="none"/>
+                <w:strike w:val="false"/>
+                <w:sz w:val="16"/>
+                <w:szCs w:val="16"/>
                 <w:color w:val="0099FF"/>
               </w:rPr>
               <w:t xml:space="preserve">27,8 [11,8 ; 65,3]</w:t>
@@ -1845,25 +1845,25 @@
               <w:spacing w:after="60" w:before="60" w:line="240"/>
               <w:ind w:left="100" w:right="100" w:firstLine="0" w:firstLineChars="0"/>
               <w:rPr>
-                <w:rFonts w:ascii="Luciole" w:hAnsi="Luciole" w:eastAsia="Luciole" w:cs="Luciole"/>
-                <w:i w:val="false"/>
-                <w:b w:val="false"/>
-                <w:u w:val="none"/>
-                <w:strike w:val="false"/>
-                <w:sz w:val="16"/>
-                <w:szCs w:val="16"/>
+                <w:rFonts w:ascii="Aptos" w:hAnsi="Aptos" w:eastAsia="Aptos" w:cs="Aptos"/>
+                <w:i w:val="false"/>
+                <w:b w:val="false"/>
+                <w:u w:val="none"/>
+                <w:strike w:val="false"/>
+                <w:sz w:val="14"/>
+                <w:szCs w:val="14"/>
                 <w:color w:val="0099FF"/>
               </w:rPr>
             </w:pPr>
             <w:r>
               <w:rPr>
-                <w:rFonts w:ascii="Luciole" w:hAnsi="Luciole" w:eastAsia="Luciole" w:cs="Luciole"/>
-                <w:i w:val="false"/>
-                <w:b w:val="false"/>
-                <w:u w:val="none"/>
-                <w:strike w:val="false"/>
-                <w:sz w:val="16"/>
-                <w:szCs w:val="16"/>
+                <w:rFonts w:ascii="Aptos" w:hAnsi="Aptos" w:eastAsia="Aptos" w:cs="Aptos"/>
+                <w:i w:val="false"/>
+                <w:b w:val="false"/>
+                <w:u w:val="none"/>
+                <w:strike w:val="false"/>
+                <w:sz w:val="14"/>
+                <w:szCs w:val="14"/>
                 <w:color w:val="0099FF"/>
               </w:rPr>
               <w:t xml:space="preserve"/>
@@ -1906,42 +1906,28 @@
               <w:spacing w:after="60" w:before="60" w:line="240"/>
               <w:ind w:left="100" w:right="100" w:firstLine="0" w:firstLineChars="0"/>
               <w:rPr>
-                <w:rFonts w:ascii="Luciole" w:hAnsi="Luciole" w:eastAsia="Luciole" w:cs="Luciole"/>
-                <w:i w:val="false"/>
-                <w:b w:val="false"/>
-                <w:u w:val="none"/>
-                <w:strike w:val="false"/>
-                <w:sz w:val="16"/>
-                <w:szCs w:val="16"/>
+                <w:rFonts w:ascii="Aptos" w:hAnsi="Aptos" w:eastAsia="Aptos" w:cs="Aptos"/>
+                <w:i w:val="false"/>
+                <w:b w:val="false"/>
+                <w:u w:val="none"/>
+                <w:strike w:val="false"/>
+                <w:sz w:val="14"/>
+                <w:szCs w:val="14"/>
                 <w:color w:val="333333"/>
               </w:rPr>
             </w:pPr>
             <w:r>
               <w:rPr>
-                <w:rFonts w:ascii="Luciole" w:hAnsi="Luciole" w:eastAsia="Luciole" w:cs="Luciole"/>
-                <w:i w:val="false"/>
-                <w:b w:val="false"/>
-                <w:u w:val="none"/>
-                <w:strike w:val="false"/>
-                <w:vertAlign w:val="superscript"/>
-                <w:sz w:val="16"/>
-                <w:szCs w:val="16"/>
-                <w:color w:val="333333"/>
-              </w:rPr>
-              <w:t xml:space="preserve">1</w:t>
-            </w:r>
-            <w:r>
-              <w:rPr>
-                <w:rFonts w:ascii="Luciole" w:hAnsi="Luciole" w:eastAsia="Luciole" w:cs="Luciole"/>
-                <w:i w:val="false"/>
-                <w:b w:val="false"/>
-                <w:u w:val="none"/>
-                <w:strike w:val="false"/>
-                <w:sz w:val="16"/>
-                <w:szCs w:val="16"/>
-                <w:color w:val="333333"/>
-              </w:rPr>
-              <w:t xml:space="preserve">Test du log-rank</w:t>
+                <w:rFonts w:ascii="Aptos" w:hAnsi="Aptos" w:eastAsia="Aptos" w:cs="Aptos"/>
+                <w:i w:val="false"/>
+                <w:b w:val="false"/>
+                <w:u w:val="none"/>
+                <w:strike w:val="false"/>
+                <w:sz w:val="14"/>
+                <w:szCs w:val="14"/>
+                <w:color w:val="333333"/>
+              </w:rPr>
+              <w:t xml:space="preserve">Le critère de jugement est le délai entre la chirurgie et le décès toutes causes. Les patients sans évènement sont censurés à la date de point du centre. IC95% : intervalle de confiance à 95%.</w:t>
             </w:r>
           </w:p>
         </w:tc>
@@ -1981,28 +1967,42 @@
               <w:spacing w:after="60" w:before="60" w:line="240"/>
               <w:ind w:left="100" w:right="100" w:firstLine="0" w:firstLineChars="0"/>
               <w:rPr>
-                <w:rFonts w:ascii="Luciole" w:hAnsi="Luciole" w:eastAsia="Luciole" w:cs="Luciole"/>
-                <w:i w:val="false"/>
-                <w:b w:val="false"/>
-                <w:u w:val="none"/>
-                <w:strike w:val="false"/>
-                <w:sz w:val="16"/>
-                <w:szCs w:val="16"/>
+                <w:rFonts w:ascii="Aptos" w:hAnsi="Aptos" w:eastAsia="Aptos" w:cs="Aptos"/>
+                <w:i w:val="false"/>
+                <w:b w:val="false"/>
+                <w:u w:val="none"/>
+                <w:strike w:val="false"/>
+                <w:sz w:val="14"/>
+                <w:szCs w:val="14"/>
                 <w:color w:val="333333"/>
               </w:rPr>
             </w:pPr>
             <w:r>
               <w:rPr>
-                <w:rFonts w:ascii="Luciole" w:hAnsi="Luciole" w:eastAsia="Luciole" w:cs="Luciole"/>
-                <w:i w:val="false"/>
-                <w:b w:val="false"/>
-                <w:u w:val="none"/>
-                <w:strike w:val="false"/>
-                <w:sz w:val="16"/>
-                <w:szCs w:val="16"/>
-                <w:color w:val="333333"/>
-              </w:rPr>
-              <w:t xml:space="preserve">Le critère de jugement est le délai entre la chirurgie et le décès toutes causes. Les patients sans évènement sont censurés à la date de point du centre. IC95% : intervalle de confiance à 95%.</w:t>
+                <w:rFonts w:ascii="Aptos" w:hAnsi="Aptos" w:eastAsia="Aptos" w:cs="Aptos"/>
+                <w:i w:val="false"/>
+                <w:b w:val="false"/>
+                <w:u w:val="none"/>
+                <w:strike w:val="false"/>
+                <w:vertAlign w:val="superscript"/>
+                <w:sz w:val="14"/>
+                <w:szCs w:val="14"/>
+                <w:color w:val="333333"/>
+              </w:rPr>
+              <w:t xml:space="preserve">1</w:t>
+            </w:r>
+            <w:r>
+              <w:rPr>
+                <w:rFonts w:ascii="Aptos" w:hAnsi="Aptos" w:eastAsia="Aptos" w:cs="Aptos"/>
+                <w:i w:val="false"/>
+                <w:b w:val="false"/>
+                <w:u w:val="none"/>
+                <w:strike w:val="false"/>
+                <w:sz w:val="14"/>
+                <w:szCs w:val="14"/>
+                <w:color w:val="333333"/>
+              </w:rPr>
+              <w:t xml:space="preserve">Test du log-rank</w:t>
             </w:r>
           </w:p>
         </w:tc>

--- a/output/tbl-surv/tbl-surv-os.docx
+++ b/output/tbl-surv/tbl-surv-os.docx
@@ -29,7 +29,7 @@
               <w:left w:w="0" w:type="dxa"/>
               <w:right w:w="0" w:type="dxa"/>
             </w:tcMar>
-            <w:vAlign w:val="center"/>
+            <w:vAlign w:val="bottom"/>
           </w:tcPr>
           <w:p>
             <w:pPr>
@@ -73,7 +73,7 @@
           <w:tcPr>
             <w:gridSpan w:val="4"/>
             <w:tcBorders>
-              <w:bottom w:val="none" w:sz="0" w:space="0" w:color="000000"/>
+              <w:bottom w:val="single" w:sz="8" w:space="0" w:color="333333"/>
               <w:top w:val="none" w:sz="0" w:space="0" w:color="000000"/>
               <w:left w:val="none" w:sz="0" w:space="0" w:color="000000"/>
               <w:right w:val="none" w:sz="0" w:space="0" w:color="000000"/>
@@ -85,7 +85,7 @@
               <w:left w:w="0" w:type="dxa"/>
               <w:right w:w="0" w:type="dxa"/>
             </w:tcMar>
-            <w:vAlign w:val="center"/>
+            <w:vAlign w:val="bottom"/>
           </w:tcPr>
           <w:p>
             <w:pPr>
@@ -140,7 +140,7 @@
               <w:left w:w="0" w:type="dxa"/>
               <w:right w:w="0" w:type="dxa"/>
             </w:tcMar>
-            <w:vAlign w:val="center"/>
+            <w:vAlign w:val="bottom"/>
           </w:tcPr>
           <w:p>
             <w:pPr>
@@ -201,7 +201,7 @@
               <w:left w:w="0" w:type="dxa"/>
               <w:right w:w="0" w:type="dxa"/>
             </w:tcMar>
-            <w:vAlign w:val="center"/>
+            <w:vAlign w:val="bottom"/>
           </w:tcPr>
           <w:p>
             <w:pPr>
@@ -238,6 +238,226 @@
                 <w:color w:val="333333"/>
               </w:rPr>
               <w:t xml:space="preserve">Caractéristique</w:t>
+            </w:r>
+          </w:p>
+        </w:tc>
+        <w:tc>
+          <w:tcPr>
+            <w:tcBorders>
+              <w:bottom w:val="single" w:sz="8" w:space="0" w:color="333333"/>
+              <w:top w:val="single" w:sz="8" w:space="0" w:color="333333"/>
+              <w:left w:val="none" w:sz="0" w:space="0" w:color="000000"/>
+              <w:right w:val="none" w:sz="0" w:space="0" w:color="000000"/>
+            </w:tcBorders>
+            <w:shd w:val="clear" w:color="auto" w:fill="FFFFFF"/>
+            <w:tcMar>
+              <w:top w:w="0" w:type="dxa"/>
+              <w:bottom w:w="0" w:type="dxa"/>
+              <w:left w:w="0" w:type="dxa"/>
+              <w:right w:w="0" w:type="dxa"/>
+            </w:tcMar>
+            <w:vAlign w:val="bottom"/>
+          </w:tcPr>
+          <w:p>
+            <w:pPr>
+              <w:pStyle w:val="Normal"/>
+              <w:jc w:val="center"/>
+              <w:pBdr>
+                <w:bottom w:val="none" w:sz="0" w:space="0" w:color="000000"/>
+                <w:top w:val="none" w:sz="0" w:space="0" w:color="000000"/>
+                <w:left w:val="none" w:sz="0" w:space="0" w:color="000000"/>
+                <w:right w:val="none" w:sz="0" w:space="0" w:color="000000"/>
+              </w:pBdr>
+              <w:spacing w:after="40" w:before="40" w:line="240"/>
+              <w:ind w:left="100" w:right="100" w:firstLine="0" w:firstLineChars="0"/>
+              <w:rPr>
+                <w:rFonts w:ascii="Aptos" w:hAnsi="Aptos" w:eastAsia="Aptos" w:cs="Aptos"/>
+                <w:i w:val="false"/>
+                <w:b w:val="false"/>
+                <w:u w:val="none"/>
+                <w:strike w:val="false"/>
+                <w:sz w:val="18"/>
+                <w:szCs w:val="18"/>
+                <w:color w:val="333333"/>
+              </w:rPr>
+            </w:pPr>
+            <w:r>
+              <w:rPr>
+                <w:rFonts w:ascii="Aptos" w:hAnsi="Aptos" w:eastAsia="Aptos" w:cs="Aptos"/>
+                <w:i w:val="false"/>
+                <w:b w:val="true"/>
+                <w:u w:val="none"/>
+                <w:strike w:val="false"/>
+                <w:sz w:val="18"/>
+                <w:szCs w:val="18"/>
+                <w:color w:val="333333"/>
+              </w:rPr>
+              <w:t xml:space="preserve">12 mois</w:t>
+            </w:r>
+          </w:p>
+        </w:tc>
+        <w:tc>
+          <w:tcPr>
+            <w:tcBorders>
+              <w:bottom w:val="single" w:sz="8" w:space="0" w:color="333333"/>
+              <w:top w:val="single" w:sz="8" w:space="0" w:color="333333"/>
+              <w:left w:val="none" w:sz="0" w:space="0" w:color="000000"/>
+              <w:right w:val="none" w:sz="0" w:space="0" w:color="000000"/>
+            </w:tcBorders>
+            <w:shd w:val="clear" w:color="auto" w:fill="FFFFFF"/>
+            <w:tcMar>
+              <w:top w:w="0" w:type="dxa"/>
+              <w:bottom w:w="0" w:type="dxa"/>
+              <w:left w:w="0" w:type="dxa"/>
+              <w:right w:w="0" w:type="dxa"/>
+            </w:tcMar>
+            <w:vAlign w:val="bottom"/>
+          </w:tcPr>
+          <w:p>
+            <w:pPr>
+              <w:pStyle w:val="Normal"/>
+              <w:jc w:val="center"/>
+              <w:pBdr>
+                <w:bottom w:val="none" w:sz="0" w:space="0" w:color="000000"/>
+                <w:top w:val="none" w:sz="0" w:space="0" w:color="000000"/>
+                <w:left w:val="none" w:sz="0" w:space="0" w:color="000000"/>
+                <w:right w:val="none" w:sz="0" w:space="0" w:color="000000"/>
+              </w:pBdr>
+              <w:spacing w:after="40" w:before="40" w:line="240"/>
+              <w:ind w:left="100" w:right="100" w:firstLine="0" w:firstLineChars="0"/>
+              <w:rPr>
+                <w:rFonts w:ascii="Aptos" w:hAnsi="Aptos" w:eastAsia="Aptos" w:cs="Aptos"/>
+                <w:i w:val="false"/>
+                <w:b w:val="false"/>
+                <w:u w:val="none"/>
+                <w:strike w:val="false"/>
+                <w:sz w:val="18"/>
+                <w:szCs w:val="18"/>
+                <w:color w:val="333333"/>
+              </w:rPr>
+            </w:pPr>
+            <w:r>
+              <w:rPr>
+                <w:rFonts w:ascii="Aptos" w:hAnsi="Aptos" w:eastAsia="Aptos" w:cs="Aptos"/>
+                <w:i w:val="false"/>
+                <w:b w:val="true"/>
+                <w:u w:val="none"/>
+                <w:strike w:val="false"/>
+                <w:sz w:val="18"/>
+                <w:szCs w:val="18"/>
+                <w:color w:val="333333"/>
+              </w:rPr>
+              <w:t xml:space="preserve">24 mois</w:t>
+            </w:r>
+          </w:p>
+        </w:tc>
+        <w:tc>
+          <w:tcPr>
+            <w:tcBorders>
+              <w:bottom w:val="single" w:sz="8" w:space="0" w:color="333333"/>
+              <w:top w:val="single" w:sz="8" w:space="0" w:color="333333"/>
+              <w:left w:val="none" w:sz="0" w:space="0" w:color="000000"/>
+              <w:right w:val="none" w:sz="0" w:space="0" w:color="000000"/>
+            </w:tcBorders>
+            <w:shd w:val="clear" w:color="auto" w:fill="FFFFFF"/>
+            <w:tcMar>
+              <w:top w:w="0" w:type="dxa"/>
+              <w:bottom w:w="0" w:type="dxa"/>
+              <w:left w:w="0" w:type="dxa"/>
+              <w:right w:w="0" w:type="dxa"/>
+            </w:tcMar>
+            <w:vAlign w:val="bottom"/>
+          </w:tcPr>
+          <w:p>
+            <w:pPr>
+              <w:pStyle w:val="Normal"/>
+              <w:jc w:val="center"/>
+              <w:pBdr>
+                <w:bottom w:val="none" w:sz="0" w:space="0" w:color="000000"/>
+                <w:top w:val="none" w:sz="0" w:space="0" w:color="000000"/>
+                <w:left w:val="none" w:sz="0" w:space="0" w:color="000000"/>
+                <w:right w:val="none" w:sz="0" w:space="0" w:color="000000"/>
+              </w:pBdr>
+              <w:spacing w:after="40" w:before="40" w:line="240"/>
+              <w:ind w:left="100" w:right="100" w:firstLine="0" w:firstLineChars="0"/>
+              <w:rPr>
+                <w:rFonts w:ascii="Aptos" w:hAnsi="Aptos" w:eastAsia="Aptos" w:cs="Aptos"/>
+                <w:i w:val="false"/>
+                <w:b w:val="false"/>
+                <w:u w:val="none"/>
+                <w:strike w:val="false"/>
+                <w:sz w:val="18"/>
+                <w:szCs w:val="18"/>
+                <w:color w:val="333333"/>
+              </w:rPr>
+            </w:pPr>
+            <w:r>
+              <w:rPr>
+                <w:rFonts w:ascii="Aptos" w:hAnsi="Aptos" w:eastAsia="Aptos" w:cs="Aptos"/>
+                <w:i w:val="false"/>
+                <w:b w:val="true"/>
+                <w:u w:val="none"/>
+                <w:strike w:val="false"/>
+                <w:sz w:val="18"/>
+                <w:szCs w:val="18"/>
+                <w:color w:val="333333"/>
+              </w:rPr>
+              <w:t xml:space="preserve">36 mois</w:t>
+            </w:r>
+          </w:p>
+        </w:tc>
+        <w:tc>
+          <w:tcPr>
+            <w:tcBorders>
+              <w:bottom w:val="single" w:sz="8" w:space="0" w:color="333333"/>
+              <w:top w:val="single" w:sz="8" w:space="0" w:color="333333"/>
+              <w:left w:val="none" w:sz="0" w:space="0" w:color="000000"/>
+              <w:right w:val="none" w:sz="0" w:space="0" w:color="000000"/>
+            </w:tcBorders>
+            <w:shd w:val="clear" w:color="auto" w:fill="FFFFFF"/>
+            <w:tcMar>
+              <w:top w:w="0" w:type="dxa"/>
+              <w:bottom w:w="0" w:type="dxa"/>
+              <w:left w:w="0" w:type="dxa"/>
+              <w:right w:w="0" w:type="dxa"/>
+            </w:tcMar>
+            <w:vAlign w:val="bottom"/>
+          </w:tcPr>
+          <w:p>
+            <w:pPr>
+              <w:pStyle w:val="Normal"/>
+              <w:jc w:val="center"/>
+              <w:pBdr>
+                <w:bottom w:val="none" w:sz="0" w:space="0" w:color="000000"/>
+                <w:top w:val="none" w:sz="0" w:space="0" w:color="000000"/>
+                <w:left w:val="none" w:sz="0" w:space="0" w:color="000000"/>
+                <w:right w:val="none" w:sz="0" w:space="0" w:color="000000"/>
+              </w:pBdr>
+              <w:spacing w:after="40" w:before="40" w:line="240"/>
+              <w:ind w:left="100" w:right="100" w:firstLine="0" w:firstLineChars="0"/>
+              <w:rPr>
+                <w:rFonts w:ascii="Aptos" w:hAnsi="Aptos" w:eastAsia="Aptos" w:cs="Aptos"/>
+                <w:i w:val="false"/>
+                <w:b w:val="false"/>
+                <w:u w:val="none"/>
+                <w:strike w:val="false"/>
+                <w:sz w:val="18"/>
+                <w:szCs w:val="18"/>
+                <w:color w:val="333333"/>
+              </w:rPr>
+            </w:pPr>
+            <w:r>
+              <w:rPr>
+                <w:rFonts w:ascii="Aptos" w:hAnsi="Aptos" w:eastAsia="Aptos" w:cs="Aptos"/>
+                <w:i w:val="false"/>
+                <w:b w:val="true"/>
+                <w:u w:val="none"/>
+                <w:strike w:val="false"/>
+                <w:sz w:val="18"/>
+                <w:szCs w:val="18"/>
+                <w:color w:val="333333"/>
+              </w:rPr>
+              <w:t xml:space="preserve">48 mois</w:t>
             </w:r>
           </w:p>
         </w:tc>
@@ -256,227 +476,7 @@
               <w:left w:w="0" w:type="dxa"/>
               <w:right w:w="0" w:type="dxa"/>
             </w:tcMar>
-            <w:vAlign w:val="center"/>
-          </w:tcPr>
-          <w:p>
-            <w:pPr>
-              <w:pStyle w:val="Normal"/>
-              <w:jc w:val="center"/>
-              <w:pBdr>
-                <w:bottom w:val="none" w:sz="0" w:space="0" w:color="000000"/>
-                <w:top w:val="none" w:sz="0" w:space="0" w:color="000000"/>
-                <w:left w:val="none" w:sz="0" w:space="0" w:color="000000"/>
-                <w:right w:val="none" w:sz="0" w:space="0" w:color="000000"/>
-              </w:pBdr>
-              <w:spacing w:after="40" w:before="40" w:line="240"/>
-              <w:ind w:left="100" w:right="100" w:firstLine="0" w:firstLineChars="0"/>
-              <w:rPr>
-                <w:rFonts w:ascii="Aptos" w:hAnsi="Aptos" w:eastAsia="Aptos" w:cs="Aptos"/>
-                <w:i w:val="false"/>
-                <w:b w:val="false"/>
-                <w:u w:val="none"/>
-                <w:strike w:val="false"/>
-                <w:sz w:val="18"/>
-                <w:szCs w:val="18"/>
-                <w:color w:val="333333"/>
-              </w:rPr>
-            </w:pPr>
-            <w:r>
-              <w:rPr>
-                <w:rFonts w:ascii="Aptos" w:hAnsi="Aptos" w:eastAsia="Aptos" w:cs="Aptos"/>
-                <w:i w:val="false"/>
-                <w:b w:val="true"/>
-                <w:u w:val="none"/>
-                <w:strike w:val="false"/>
-                <w:sz w:val="18"/>
-                <w:szCs w:val="18"/>
-                <w:color w:val="333333"/>
-              </w:rPr>
-              <w:t xml:space="preserve">12 mois</w:t>
-            </w:r>
-          </w:p>
-        </w:tc>
-        <w:tc>
-          <w:tcPr>
-            <w:tcBorders>
-              <w:bottom w:val="single" w:sz="8" w:space="0" w:color="333333"/>
-              <w:top w:val="none" w:sz="0" w:space="0" w:color="000000"/>
-              <w:left w:val="none" w:sz="0" w:space="0" w:color="000000"/>
-              <w:right w:val="none" w:sz="0" w:space="0" w:color="000000"/>
-            </w:tcBorders>
-            <w:shd w:val="clear" w:color="auto" w:fill="FFFFFF"/>
-            <w:tcMar>
-              <w:top w:w="0" w:type="dxa"/>
-              <w:bottom w:w="0" w:type="dxa"/>
-              <w:left w:w="0" w:type="dxa"/>
-              <w:right w:w="0" w:type="dxa"/>
-            </w:tcMar>
-            <w:vAlign w:val="center"/>
-          </w:tcPr>
-          <w:p>
-            <w:pPr>
-              <w:pStyle w:val="Normal"/>
-              <w:jc w:val="center"/>
-              <w:pBdr>
-                <w:bottom w:val="none" w:sz="0" w:space="0" w:color="000000"/>
-                <w:top w:val="none" w:sz="0" w:space="0" w:color="000000"/>
-                <w:left w:val="none" w:sz="0" w:space="0" w:color="000000"/>
-                <w:right w:val="none" w:sz="0" w:space="0" w:color="000000"/>
-              </w:pBdr>
-              <w:spacing w:after="40" w:before="40" w:line="240"/>
-              <w:ind w:left="100" w:right="100" w:firstLine="0" w:firstLineChars="0"/>
-              <w:rPr>
-                <w:rFonts w:ascii="Aptos" w:hAnsi="Aptos" w:eastAsia="Aptos" w:cs="Aptos"/>
-                <w:i w:val="false"/>
-                <w:b w:val="false"/>
-                <w:u w:val="none"/>
-                <w:strike w:val="false"/>
-                <w:sz w:val="18"/>
-                <w:szCs w:val="18"/>
-                <w:color w:val="333333"/>
-              </w:rPr>
-            </w:pPr>
-            <w:r>
-              <w:rPr>
-                <w:rFonts w:ascii="Aptos" w:hAnsi="Aptos" w:eastAsia="Aptos" w:cs="Aptos"/>
-                <w:i w:val="false"/>
-                <w:b w:val="true"/>
-                <w:u w:val="none"/>
-                <w:strike w:val="false"/>
-                <w:sz w:val="18"/>
-                <w:szCs w:val="18"/>
-                <w:color w:val="333333"/>
-              </w:rPr>
-              <w:t xml:space="preserve">24 mois</w:t>
-            </w:r>
-          </w:p>
-        </w:tc>
-        <w:tc>
-          <w:tcPr>
-            <w:tcBorders>
-              <w:bottom w:val="single" w:sz="8" w:space="0" w:color="333333"/>
-              <w:top w:val="none" w:sz="0" w:space="0" w:color="000000"/>
-              <w:left w:val="none" w:sz="0" w:space="0" w:color="000000"/>
-              <w:right w:val="none" w:sz="0" w:space="0" w:color="000000"/>
-            </w:tcBorders>
-            <w:shd w:val="clear" w:color="auto" w:fill="FFFFFF"/>
-            <w:tcMar>
-              <w:top w:w="0" w:type="dxa"/>
-              <w:bottom w:w="0" w:type="dxa"/>
-              <w:left w:w="0" w:type="dxa"/>
-              <w:right w:w="0" w:type="dxa"/>
-            </w:tcMar>
-            <w:vAlign w:val="center"/>
-          </w:tcPr>
-          <w:p>
-            <w:pPr>
-              <w:pStyle w:val="Normal"/>
-              <w:jc w:val="center"/>
-              <w:pBdr>
-                <w:bottom w:val="none" w:sz="0" w:space="0" w:color="000000"/>
-                <w:top w:val="none" w:sz="0" w:space="0" w:color="000000"/>
-                <w:left w:val="none" w:sz="0" w:space="0" w:color="000000"/>
-                <w:right w:val="none" w:sz="0" w:space="0" w:color="000000"/>
-              </w:pBdr>
-              <w:spacing w:after="40" w:before="40" w:line="240"/>
-              <w:ind w:left="100" w:right="100" w:firstLine="0" w:firstLineChars="0"/>
-              <w:rPr>
-                <w:rFonts w:ascii="Aptos" w:hAnsi="Aptos" w:eastAsia="Aptos" w:cs="Aptos"/>
-                <w:i w:val="false"/>
-                <w:b w:val="false"/>
-                <w:u w:val="none"/>
-                <w:strike w:val="false"/>
-                <w:sz w:val="18"/>
-                <w:szCs w:val="18"/>
-                <w:color w:val="333333"/>
-              </w:rPr>
-            </w:pPr>
-            <w:r>
-              <w:rPr>
-                <w:rFonts w:ascii="Aptos" w:hAnsi="Aptos" w:eastAsia="Aptos" w:cs="Aptos"/>
-                <w:i w:val="false"/>
-                <w:b w:val="true"/>
-                <w:u w:val="none"/>
-                <w:strike w:val="false"/>
-                <w:sz w:val="18"/>
-                <w:szCs w:val="18"/>
-                <w:color w:val="333333"/>
-              </w:rPr>
-              <w:t xml:space="preserve">36 mois</w:t>
-            </w:r>
-          </w:p>
-        </w:tc>
-        <w:tc>
-          <w:tcPr>
-            <w:tcBorders>
-              <w:bottom w:val="single" w:sz="8" w:space="0" w:color="333333"/>
-              <w:top w:val="none" w:sz="0" w:space="0" w:color="000000"/>
-              <w:left w:val="none" w:sz="0" w:space="0" w:color="000000"/>
-              <w:right w:val="none" w:sz="0" w:space="0" w:color="000000"/>
-            </w:tcBorders>
-            <w:shd w:val="clear" w:color="auto" w:fill="FFFFFF"/>
-            <w:tcMar>
-              <w:top w:w="0" w:type="dxa"/>
-              <w:bottom w:w="0" w:type="dxa"/>
-              <w:left w:w="0" w:type="dxa"/>
-              <w:right w:w="0" w:type="dxa"/>
-            </w:tcMar>
-            <w:vAlign w:val="center"/>
-          </w:tcPr>
-          <w:p>
-            <w:pPr>
-              <w:pStyle w:val="Normal"/>
-              <w:jc w:val="center"/>
-              <w:pBdr>
-                <w:bottom w:val="none" w:sz="0" w:space="0" w:color="000000"/>
-                <w:top w:val="none" w:sz="0" w:space="0" w:color="000000"/>
-                <w:left w:val="none" w:sz="0" w:space="0" w:color="000000"/>
-                <w:right w:val="none" w:sz="0" w:space="0" w:color="000000"/>
-              </w:pBdr>
-              <w:spacing w:after="40" w:before="40" w:line="240"/>
-              <w:ind w:left="100" w:right="100" w:firstLine="0" w:firstLineChars="0"/>
-              <w:rPr>
-                <w:rFonts w:ascii="Aptos" w:hAnsi="Aptos" w:eastAsia="Aptos" w:cs="Aptos"/>
-                <w:i w:val="false"/>
-                <w:b w:val="false"/>
-                <w:u w:val="none"/>
-                <w:strike w:val="false"/>
-                <w:sz w:val="18"/>
-                <w:szCs w:val="18"/>
-                <w:color w:val="333333"/>
-              </w:rPr>
-            </w:pPr>
-            <w:r>
-              <w:rPr>
-                <w:rFonts w:ascii="Aptos" w:hAnsi="Aptos" w:eastAsia="Aptos" w:cs="Aptos"/>
-                <w:i w:val="false"/>
-                <w:b w:val="true"/>
-                <w:u w:val="none"/>
-                <w:strike w:val="false"/>
-                <w:sz w:val="18"/>
-                <w:szCs w:val="18"/>
-                <w:color w:val="333333"/>
-              </w:rPr>
-              <w:t xml:space="preserve">48 mois</w:t>
-            </w:r>
-          </w:p>
-        </w:tc>
-        <w:tc>
-          <w:tcPr>
-            <w:tcBorders>
-              <w:bottom w:val="single" w:sz="8" w:space="0" w:color="333333"/>
-              <w:top w:val="none" w:sz="0" w:space="0" w:color="000000"/>
-              <w:left w:val="none" w:sz="0" w:space="0" w:color="000000"/>
-              <w:right w:val="none" w:sz="0" w:space="0" w:color="000000"/>
-            </w:tcBorders>
-            <w:shd w:val="clear" w:color="auto" w:fill="FFFFFF"/>
-            <w:tcMar>
-              <w:top w:w="0" w:type="dxa"/>
-              <w:bottom w:w="0" w:type="dxa"/>
-              <w:left w:w="0" w:type="dxa"/>
-              <w:right w:w="0" w:type="dxa"/>
-            </w:tcMar>
-            <w:vAlign w:val="center"/>
+            <w:vAlign w:val="bottom"/>
           </w:tcPr>
           <w:p>
             <w:pPr>

--- a/output/tbl-surv/tbl-surv-os.docx
+++ b/output/tbl-surv/tbl-surv-os.docx
@@ -12,7 +12,6 @@
       <w:tr>
         <w:trPr>
           <w:trHeight w:val="638" w:hRule="auto"/>
-          <w:tblHeader/>
         </w:trPr>
         <w:tc>
           <w:tcPr>
@@ -184,7 +183,6 @@
       <w:tr>
         <w:trPr>
           <w:trHeight w:val="638" w:hRule="auto"/>
-          <w:tblHeader/>
         </w:trPr>
         <w:tc>
           <w:tcPr>
